--- a/RA4 - Seguretat en xarxa/AA3 - Signatura digital/A4.3_Practica_Certificats_X509.docx
+++ b/RA4 - Seguretat en xarxa/AA3 - Signatura digital/A4.3_Practica_Certificats_X509.docx
@@ -667,7 +667,7 @@
                 <w:sz w:val="19"/>
                 <w:szCs w:val="19"/>
               </w:rPr>
-              <w:t xml:space="preserve">    -subj "/C=ES/ST=Barcelona/O=EverPia SL/CN=intranet.everpia.local"</w:t>
+              <w:t xml:space="preserve">    -subj "/C=ES/ST=Barcelona/O=Puig Castellar Tech SL/CN=intranet.puigcastellartech.local"</w:t>
             </w:r>
           </w:p>
           <w:p>
@@ -750,7 +750,7 @@
               </w:rPr>
               <w:drawing>
                 <wp:inline distT="0" distB="0" distL="0" distR="0">
-                  <wp:extent cx="5760720" cy="2527283"/>
+                  <wp:extent cx="5760720" cy="2492567"/>
                   <wp:effectExtent t="0" r="0" b="0" l="0"/>
                   <wp:docPr id="1" name="" descr="" title=""/>
                   <wp:cNvGraphicFramePr>
@@ -775,7 +775,7 @@
                         <pic:spPr bwMode="auto">
                           <a:xfrm>
                             <a:off x="0" y="0"/>
-                            <a:ext cx="5760720" cy="2527283"/>
+                            <a:ext cx="5760720" cy="2492567"/>
                           </a:xfrm>
                           <a:prstGeom prst="rect">
                             <a:avLst/>

--- a/RA4 - Seguretat en xarxa/AA3 - Signatura digital/A4.3_Practica_Certificats_X509.docx
+++ b/RA4 - Seguretat en xarxa/AA3 - Signatura digital/A4.3_Practica_Certificats_X509.docx
@@ -489,6 +489,111 @@
                 <w:rtl w:val="0"/>
               </w:rPr>
               <w:t xml:space="preserve">Aquesta activitat es cenyeix a l'apartat NF5-AA3 (Signatura digital) del RA4: signatura digital vs. electrònica, certificats X.509, autoritats de certificació (CA) i els tres nivells legals de signatura electrònica (eIDAS).</w:t>
+            </w:r>
+          </w:p>
+          <w:p>
+            <w:pPr>
+              <w:widowControl w:val="1"/>
+              <w:spacing w:line="240" w:lineRule="auto" w:after="100" w:before="100"/>
+              <w:rPr>
+                <w:color w:val="1155cc"/>
+                <w:sz w:val="20"/>
+                <w:szCs w:val="20"/>
+              </w:rPr>
+            </w:pPr>
+            <w:r>
+              <w:rPr>
+                <w:b/>
+                <w:sz w:val="20"/>
+                <w:szCs w:val="20"/>
+                <w:rtl w:val="0"/>
+              </w:rPr>
+              <w:t xml:space="preserve">Identificació de les captures. </w:t>
+            </w:r>
+            <w:r>
+              <w:rPr>
+                <w:sz w:val="20"/>
+                <w:szCs w:val="20"/>
+                <w:rtl w:val="0"/>
+              </w:rPr>
+              <w:t xml:space="preserve">Abans de començar qualsevol pas amb el terminal d'Ubuntu, canvia el nom de l'equip pel teu nom i cognom, perquè quedi clar que les captures les has fet tu:</w:t>
+            </w:r>
+          </w:p>
+          <w:p>
+            <w:pPr>
+              <w:widowControl w:val="1"/>
+              <w:spacing w:line="240" w:lineRule="auto" w:after="100" w:before="100"/>
+              <w:ind w:left="340" w:hanging="340"/>
+              <w:rPr>
+                <w:color w:val="1155cc"/>
+                <w:sz w:val="20"/>
+                <w:szCs w:val="20"/>
+              </w:rPr>
+            </w:pPr>
+            <w:r>
+              <w:rPr>
+                <w:b/>
+                <w:sz w:val="20"/>
+                <w:szCs w:val="20"/>
+                <w:rtl w:val="0"/>
+              </w:rPr>
+              <w:t xml:space="preserve">1) </w:t>
+            </w:r>
+            <w:r>
+              <w:rPr>
+                <w:sz w:val="20"/>
+                <w:szCs w:val="20"/>
+                <w:rtl w:val="0"/>
+              </w:rPr>
+              <w:t xml:space="preserve">Executa sudo hostname nom-cognom, amb el teu nom i primer cognom en minúscules, sense accents ni espais (p. ex. sudo hostname joan-sanchez).</w:t>
+            </w:r>
+          </w:p>
+          <w:p>
+            <w:pPr>
+              <w:widowControl w:val="1"/>
+              <w:spacing w:line="240" w:lineRule="auto" w:after="100" w:before="100"/>
+              <w:ind w:left="340" w:hanging="340"/>
+              <w:rPr>
+                <w:color w:val="1155cc"/>
+                <w:sz w:val="20"/>
+                <w:szCs w:val="20"/>
+              </w:rPr>
+            </w:pPr>
+            <w:r>
+              <w:rPr>
+                <w:b/>
+                <w:sz w:val="20"/>
+                <w:szCs w:val="20"/>
+                <w:rtl w:val="0"/>
+              </w:rPr>
+              <w:t xml:space="preserve">2) </w:t>
+            </w:r>
+            <w:r>
+              <w:rPr>
+                <w:sz w:val="20"/>
+                <w:szCs w:val="20"/>
+                <w:rtl w:val="0"/>
+              </w:rPr>
+              <w:t xml:space="preserve">Tanca el terminal i obre'n un de nou: l'indicador i la barra superior de la finestra mostraran el nom nou (p. ex. usuario@joan-sanchez).</w:t>
+            </w:r>
+          </w:p>
+          <w:p>
+            <w:pPr>
+              <w:widowControl w:val="1"/>
+              <w:spacing w:line="240" w:lineRule="auto" w:after="100" w:before="100"/>
+              <w:rPr>
+                <w:color w:val="1155cc"/>
+                <w:sz w:val="20"/>
+                <w:szCs w:val="20"/>
+              </w:rPr>
+            </w:pPr>
+            <w:r>
+              <w:rPr>
+                <w:sz w:val="20"/>
+                <w:szCs w:val="20"/>
+                <w:rtl w:val="0"/>
+              </w:rPr>
+              <w:t xml:space="preserve">El canvi és temporal: si la màquina virtual es tanca, es reinicia o s'apaga, es perd, i a la sessió següent cal tornar a executar sudo hostname nom-cognom. Totes les captures de terminal que lliuris han de mostrar aquest nom; les que no el mostrin no es consideraran vàlides.</w:t>
             </w:r>
           </w:p>
         </w:tc>
